--- a/docs/delivery/TGP-DEL-02 Delivery Methodology.docx
+++ b/docs/delivery/TGP-DEL-02 Delivery Methodology.docx
@@ -401,7 +401,7 @@
                                 <w:bCs/>
                                 <w:color w:val="1D74BA"/>
                               </w:rPr>
-                              <w:t xml:space="preserve">07 October 2026</w:t>
+                              <w:t xml:space="preserve">08 October 2026</w:t>
                             </w:r>
                           </w:p>
                         </w:txbxContent>
@@ -2248,7 +2248,7 @@
                 <w:sz w:val="16"/>
                 <w:szCs w:val="16"/>
               </w:rPr>
-              <w:t xml:space="preserve">07/10/2026</w:t>
+              <w:t xml:space="preserve">08/10/2026</w:t>
             </w:r>
           </w:p>
         </w:tc>
@@ -6288,7 +6288,7 @@
         <w:pStyle w:val="BodyText"/>
       </w:pPr>
       <w:r>
-        <w:t xml:space="preserve">Today the platform has 255 automated tests (252 pass, 3 to-do for manual or roadmap scenarios), with 99.41% line, 88.25% branch and 97.12% function coverage. A separate suite of 8 tests runs against PostgreSQL.</w:t>
+        <w:t xml:space="preserve">Today the platform has 271 automated tests (268 pass, 0 fail, 3 to-do for manual or roadmap scenarios), with 99.4% line, 88.1% branch and 97.2% function coverage. A separate suite of 8 tests runs against PostgreSQL.</w:t>
       </w:r>
     </w:p>
     <w:p>
@@ -6834,7 +6834,7 @@
               <a:graphicData uri="http://schemas.openxmlformats.org/drawingml/2006/picture">
                 <pic:pic>
                   <pic:nvPicPr>
-                    <pic:cNvPr descr="/tmp/claude-0/-home-user-TASCO/19e5534d-12b5-5956-9b60-3e77efde0f49/scratchpad/gen/.cache/mermaid/dc381f721393e3f4.png" id="31" name="Picture"/>
+                    <pic:cNvPr descr="/home/user/TASCO/tools/docs-source/gen/.cache/mermaid/dc381f721393e3f4.png" id="31" name="Picture"/>
                     <pic:cNvPicPr>
                       <a:picLocks noChangeArrowheads="1" noChangeAspect="1"/>
                     </pic:cNvPicPr>
@@ -7329,7 +7329,7 @@
               <a:graphicData uri="http://schemas.openxmlformats.org/drawingml/2006/picture">
                 <pic:pic>
                   <pic:nvPicPr>
-                    <pic:cNvPr descr="/tmp/claude-0/-home-user-TASCO/19e5534d-12b5-5956-9b60-3e77efde0f49/scratchpad/gen/.cache/mermaid/85b5a6d9be4849eb.png" id="35" name="Picture"/>
+                    <pic:cNvPr descr="/home/user/TASCO/tools/docs-source/gen/.cache/mermaid/85b5a6d9be4849eb.png" id="35" name="Picture"/>
                     <pic:cNvPicPr>
                       <a:picLocks noChangeArrowheads="1" noChangeAspect="1"/>
                     </pic:cNvPicPr>
